--- a/ксис 4.docx
+++ b/ксис 4.docx
@@ -558,23 +558,13 @@
           <w:szCs w:val="28"/>
         </w:rPr>
       </w:pPr>
-      <w:proofErr w:type="gramStart"/>
-      <w:r>
-        <w:rPr>
-          <w:rFonts w:ascii="Times New Roman" w:hAnsi="Times New Roman" w:cs="Times New Roman"/>
-          <w:sz w:val="28"/>
-          <w:szCs w:val="28"/>
-        </w:rPr>
-        <w:t xml:space="preserve">Выполнил:   </w:t>
-      </w:r>
-      <w:proofErr w:type="gramEnd"/>
-      <w:r>
-        <w:rPr>
-          <w:rFonts w:ascii="Times New Roman" w:hAnsi="Times New Roman" w:cs="Times New Roman"/>
-          <w:sz w:val="28"/>
-          <w:szCs w:val="28"/>
-        </w:rPr>
-        <w:t xml:space="preserve">                                                                                Проверила:                              </w:t>
+      <w:r>
+        <w:rPr>
+          <w:rFonts w:ascii="Times New Roman" w:hAnsi="Times New Roman" w:cs="Times New Roman"/>
+          <w:sz w:val="28"/>
+          <w:szCs w:val="28"/>
+        </w:rPr>
+        <w:t xml:space="preserve">Выполнил:                                                                                   Проверила:                              </w:t>
       </w:r>
     </w:p>
     <w:p>
@@ -604,25 +594,7 @@
           <w:szCs w:val="28"/>
         </w:rPr>
         <w:tab/>
-        <w:t xml:space="preserve"> </w:t>
-      </w:r>
-      <w:proofErr w:type="spellStart"/>
-      <w:r>
-        <w:rPr>
-          <w:rFonts w:ascii="Times New Roman" w:hAnsi="Times New Roman" w:cs="Times New Roman"/>
-          <w:sz w:val="28"/>
-          <w:szCs w:val="28"/>
-        </w:rPr>
-        <w:t>Болтак</w:t>
-      </w:r>
-      <w:proofErr w:type="spellEnd"/>
-      <w:r>
-        <w:rPr>
-          <w:rFonts w:ascii="Times New Roman" w:hAnsi="Times New Roman" w:cs="Times New Roman"/>
-          <w:sz w:val="28"/>
-          <w:szCs w:val="28"/>
-        </w:rPr>
-        <w:t xml:space="preserve"> С.В.</w:t>
+        <w:t xml:space="preserve"> Болтак С.В.</w:t>
       </w:r>
     </w:p>
     <w:p>
@@ -764,7 +736,7 @@
         <w:ind w:firstLine="709"/>
         <w:jc w:val="both"/>
         <w:rPr>
-          <w:rStyle w:val="apple-converted-space"/>
+          <w:rStyle w:val="kb0tx"/>
           <w:rFonts w:ascii="Times New Roman" w:hAnsi="Times New Roman" w:cs="Times New Roman"/>
           <w:color w:val="1E1D1C"/>
           <w:sz w:val="28"/>
@@ -782,83 +754,27 @@
           <w:szCs w:val="28"/>
         </w:rPr>
         <w:lastRenderedPageBreak/>
-        <w:t>Задание</w:t>
-      </w:r>
-      <w:proofErr w:type="gramStart"/>
+        <w:t>Задание:</w:t>
+      </w:r>
       <w:r>
         <w:rPr>
           <w:rStyle w:val="kb0tx"/>
           <w:rFonts w:ascii="Times New Roman" w:hAnsi="Times New Roman" w:cs="Times New Roman"/>
-          <w:b/>
-          <w:bCs/>
           <w:color w:val="1E1D1C"/>
           <w:sz w:val="28"/>
           <w:szCs w:val="28"/>
         </w:rPr>
-        <w:t>:</w:t>
-      </w:r>
-      <w:r>
-        <w:rPr>
-          <w:rStyle w:val="kb0tx"/>
+        <w:t xml:space="preserve"> </w:t>
+      </w:r>
+      <w:r>
+        <w:rPr>
           <w:rFonts w:ascii="Times New Roman" w:hAnsi="Times New Roman" w:cs="Times New Roman"/>
           <w:color w:val="1E1D1C"/>
           <w:sz w:val="28"/>
           <w:szCs w:val="28"/>
         </w:rPr>
-        <w:t xml:space="preserve"> </w:t>
-      </w:r>
-      <w:r>
-        <w:rPr>
-          <w:rFonts w:ascii="Times New Roman" w:hAnsi="Times New Roman" w:cs="Times New Roman"/>
-          <w:color w:val="1E1D1C"/>
-          <w:sz w:val="28"/>
-          <w:szCs w:val="28"/>
-        </w:rPr>
-        <w:t>Необходимо</w:t>
-      </w:r>
-      <w:proofErr w:type="gramEnd"/>
-      <w:r>
-        <w:rPr>
-          <w:rFonts w:ascii="Times New Roman" w:hAnsi="Times New Roman" w:cs="Times New Roman"/>
-          <w:color w:val="1E1D1C"/>
-          <w:sz w:val="28"/>
-          <w:szCs w:val="28"/>
-        </w:rPr>
-        <w:t xml:space="preserve"> реализовать простой прокси-сервер, выполняющий журналирование </w:t>
-      </w:r>
-      <w:proofErr w:type="spellStart"/>
-      <w:r>
-        <w:rPr>
-          <w:rFonts w:ascii="Times New Roman" w:hAnsi="Times New Roman" w:cs="Times New Roman"/>
-          <w:color w:val="1E1D1C"/>
-          <w:sz w:val="28"/>
-          <w:szCs w:val="28"/>
-        </w:rPr>
-        <w:t>проксируемых</w:t>
-      </w:r>
-      <w:proofErr w:type="spellEnd"/>
-      <w:r>
-        <w:rPr>
-          <w:rFonts w:ascii="Times New Roman" w:hAnsi="Times New Roman" w:cs="Times New Roman"/>
-          <w:color w:val="1E1D1C"/>
-          <w:sz w:val="28"/>
-          <w:szCs w:val="28"/>
-        </w:rPr>
-        <w:t xml:space="preserve"> HTTP-запросов.</w:t>
-      </w:r>
-    </w:p>
-    <w:p>
-      <w:pPr>
-        <w:spacing w:after="0" w:line="360" w:lineRule="exact"/>
-        <w:jc w:val="both"/>
-        <w:rPr>
-          <w:rStyle w:val="kb0tx"/>
-          <w:rFonts w:ascii="Times New Roman" w:hAnsi="Times New Roman" w:cs="Times New Roman"/>
-          <w:color w:val="1E1D1C"/>
-          <w:sz w:val="28"/>
-          <w:szCs w:val="28"/>
-        </w:rPr>
-      </w:pPr>
+        <w:t>Необходимо реализовать простой прокси-сервер, выполняющий журналирование проксируемых HTTP-запросов.</w:t>
+      </w:r>
     </w:p>
     <w:p>
       <w:pPr>
@@ -906,22 +822,6 @@
           <w:lang w:val="en-US"/>
         </w:rPr>
         <w:t>node ProxyServer.js &lt;port&gt;</w:t>
-      </w:r>
-    </w:p>
-    <w:p>
-      <w:pPr>
-        <w:pStyle w:val="a4"/>
-        <w:rPr>
-          <w:lang w:val="en-US"/>
-        </w:rPr>
-      </w:pPr>
-    </w:p>
-    <w:p>
-      <w:pPr>
-        <w:pStyle w:val="a4"/>
-      </w:pPr>
-      <w:r>
-        <w:t xml:space="preserve">Задание </w:t>
       </w:r>
     </w:p>
     <w:p>
@@ -1003,10 +903,10 @@
         <w:t xml:space="preserve">Рисунок 1 – </w:t>
       </w:r>
       <w:r>
-        <w:t>П</w:t>
-      </w:r>
-      <w:r>
-        <w:t>рокси слушает все адреса, порт принимается при запуске программы</w:t>
+        <w:t xml:space="preserve">настройки прокси сервера в </w:t>
+      </w:r>
+      <w:r>
+        <w:t>коде</w:t>
       </w:r>
     </w:p>
     <w:p>
@@ -1023,13 +923,8 @@
       <w:r>
         <w:t xml:space="preserve">В настройках сети задаются </w:t>
       </w:r>
-      <w:proofErr w:type="spellStart"/>
-      <w:r>
-        <w:t>айпи</w:t>
-      </w:r>
-      <w:proofErr w:type="spellEnd"/>
-      <w:r>
-        <w:t xml:space="preserve"> прокси сервера и его порт:</w:t>
+      <w:r>
+        <w:t>айпи прокси сервера и его порт:</w:t>
       </w:r>
     </w:p>
     <w:p>
@@ -1134,12 +1029,18 @@
     <w:p>
       <w:pPr>
         <w:pStyle w:val="a4"/>
+        <w:ind w:firstLine="709"/>
+        <w:jc w:val="both"/>
+      </w:pPr>
+    </w:p>
+    <w:p>
+      <w:pPr>
+        <w:pStyle w:val="a4"/>
       </w:pPr>
       <w:r>
         <w:rPr>
           <w:noProof/>
         </w:rPr>
-        <w:lastRenderedPageBreak/>
         <w:drawing>
           <wp:inline distT="0" distB="0" distL="0" distR="0">
             <wp:extent cx="5623357" cy="2800800"/>
@@ -1310,6 +1211,87 @@
     <w:p>
       <w:pPr>
         <w:pStyle w:val="a4"/>
+      </w:pPr>
+      <w:r>
+        <w:rPr>
+          <w:noProof/>
+        </w:rPr>
+        <w:drawing>
+          <wp:inline distT="0" distB="0" distL="0" distR="0">
+            <wp:extent cx="5940425" cy="349250"/>
+            <wp:effectExtent l="0" t="0" r="3175" b="6350"/>
+            <wp:docPr id="2072385296" name="Рисунок 18"/>
+            <wp:cNvGraphicFramePr>
+              <a:graphicFrameLocks xmlns:a="http://schemas.openxmlformats.org/drawingml/2006/main" noChangeAspect="1"/>
+            </wp:cNvGraphicFramePr>
+            <a:graphic xmlns:a="http://schemas.openxmlformats.org/drawingml/2006/main">
+              <a:graphicData uri="http://schemas.openxmlformats.org/drawingml/2006/picture">
+                <pic:pic xmlns:pic="http://schemas.openxmlformats.org/drawingml/2006/picture">
+                  <pic:nvPicPr>
+                    <pic:cNvPr id="2072385296" name="Рисунок 2072385296"/>
+                    <pic:cNvPicPr/>
+                  </pic:nvPicPr>
+                  <pic:blipFill>
+                    <a:blip r:embed="rId9">
+                      <a:extLst>
+                        <a:ext uri="{28A0092B-C50C-407E-A947-70E740481C1C}">
+                          <a14:useLocalDpi xmlns:a14="http://schemas.microsoft.com/office/drawing/2010/main" val="0"/>
+                        </a:ext>
+                      </a:extLst>
+                    </a:blip>
+                    <a:stretch>
+                      <a:fillRect/>
+                    </a:stretch>
+                  </pic:blipFill>
+                  <pic:spPr>
+                    <a:xfrm>
+                      <a:off x="0" y="0"/>
+                      <a:ext cx="5940425" cy="349250"/>
+                    </a:xfrm>
+                    <a:prstGeom prst="rect">
+                      <a:avLst/>
+                    </a:prstGeom>
+                  </pic:spPr>
+                </pic:pic>
+              </a:graphicData>
+            </a:graphic>
+          </wp:inline>
+        </w:drawing>
+      </w:r>
+    </w:p>
+    <w:p>
+      <w:pPr>
+        <w:pStyle w:val="a4"/>
+      </w:pPr>
+    </w:p>
+    <w:p>
+      <w:pPr>
+        <w:pStyle w:val="a4"/>
+      </w:pPr>
+      <w:r>
+        <w:t xml:space="preserve">Рисунок 5 – Прокси сервер отправляет и получает </w:t>
+      </w:r>
+      <w:r>
+        <w:rPr>
+          <w:lang w:val="en-US"/>
+        </w:rPr>
+        <w:t>HTTP</w:t>
+      </w:r>
+      <w:r>
+        <w:t xml:space="preserve"> с</w:t>
+      </w:r>
+      <w:r>
+        <w:t>ообщения</w:t>
+      </w:r>
+    </w:p>
+    <w:p>
+      <w:pPr>
+        <w:pStyle w:val="a4"/>
+      </w:pPr>
+    </w:p>
+    <w:p>
+      <w:pPr>
+        <w:pStyle w:val="a4"/>
         <w:ind w:firstLine="709"/>
         <w:jc w:val="both"/>
       </w:pPr>
@@ -1347,7 +1329,7 @@
                     <pic:cNvPicPr/>
                   </pic:nvPicPr>
                   <pic:blipFill>
-                    <a:blip r:embed="rId9">
+                    <a:blip r:embed="rId10">
                       <a:extLst>
                         <a:ext uri="{28A0092B-C50C-407E-A947-70E740481C1C}">
                           <a14:useLocalDpi xmlns:a14="http://schemas.microsoft.com/office/drawing/2010/main" val="0"/>
@@ -1387,7 +1369,7 @@
         <w:t xml:space="preserve">Рисунок </w:t>
       </w:r>
       <w:r>
-        <w:t>5</w:t>
+        <w:t>6</w:t>
       </w:r>
       <w:r>
         <w:t xml:space="preserve"> – </w:t>
@@ -1441,7 +1423,7 @@
                     <pic:cNvPicPr/>
                   </pic:nvPicPr>
                   <pic:blipFill>
-                    <a:blip r:embed="rId10">
+                    <a:blip r:embed="rId11">
                       <a:extLst>
                         <a:ext uri="{28A0092B-C50C-407E-A947-70E740481C1C}">
                           <a14:useLocalDpi xmlns:a14="http://schemas.microsoft.com/office/drawing/2010/main" val="0"/>
@@ -1481,21 +1463,13 @@
         <w:t xml:space="preserve">Рисунок </w:t>
       </w:r>
       <w:r>
-        <w:t>6</w:t>
+        <w:t>7</w:t>
       </w:r>
       <w:r>
         <w:t xml:space="preserve"> – </w:t>
       </w:r>
       <w:r>
         <w:t>Журналирование запросов</w:t>
-      </w:r>
-    </w:p>
-    <w:p>
-      <w:pPr>
-        <w:spacing w:after="0" w:line="240" w:lineRule="auto"/>
-      </w:pPr>
-      <w:r>
-        <w:br w:type="page"/>
       </w:r>
     </w:p>
     <w:p>
@@ -1519,10 +1493,8 @@
           <w:szCs w:val="28"/>
           <w14:ligatures w14:val="standardContextual"/>
         </w:rPr>
-        <w:lastRenderedPageBreak/>
         <w:t>Дальше будет рассмотрена работа с черным списком. Сайты, которые нужно заблокировать, указываются в файле b</w:t>
       </w:r>
-      <w:proofErr w:type="spellStart"/>
       <w:r>
         <w:rPr>
           <w:rFonts w:ascii="Times New Roman" w:hAnsi="Times New Roman" w:cs="Times New Roman"/>
@@ -1534,7 +1506,6 @@
         </w:rPr>
         <w:t>lackList</w:t>
       </w:r>
-      <w:proofErr w:type="spellEnd"/>
       <w:r>
         <w:rPr>
           <w:rFonts w:ascii="Times New Roman" w:hAnsi="Times New Roman" w:cs="Times New Roman"/>
@@ -1615,7 +1586,7 @@
                     <pic:cNvPicPr/>
                   </pic:nvPicPr>
                   <pic:blipFill>
-                    <a:blip r:embed="rId11">
+                    <a:blip r:embed="rId12">
                       <a:extLst>
                         <a:ext uri="{28A0092B-C50C-407E-A947-70E740481C1C}">
                           <a14:useLocalDpi xmlns:a14="http://schemas.microsoft.com/office/drawing/2010/main" val="0"/>
@@ -1655,7 +1626,7 @@
         <w:t xml:space="preserve">Рисунок </w:t>
       </w:r>
       <w:r>
-        <w:t>7</w:t>
+        <w:t>8</w:t>
       </w:r>
       <w:r>
         <w:t xml:space="preserve"> – </w:t>
@@ -1680,6 +1651,7 @@
         <w:rPr>
           <w:noProof/>
         </w:rPr>
+        <w:lastRenderedPageBreak/>
         <w:drawing>
           <wp:inline distT="0" distB="0" distL="0" distR="0">
             <wp:extent cx="1866900" cy="863600"/>
@@ -1696,7 +1668,7 @@
                     <pic:cNvPicPr/>
                   </pic:nvPicPr>
                   <pic:blipFill>
-                    <a:blip r:embed="rId12">
+                    <a:blip r:embed="rId13">
                       <a:extLst>
                         <a:ext uri="{28A0092B-C50C-407E-A947-70E740481C1C}">
                           <a14:useLocalDpi xmlns:a14="http://schemas.microsoft.com/office/drawing/2010/main" val="0"/>
@@ -1736,7 +1708,7 @@
         <w:t xml:space="preserve">Рисунок </w:t>
       </w:r>
       <w:r>
-        <w:t>8</w:t>
+        <w:t>9</w:t>
       </w:r>
       <w:r>
         <w:t xml:space="preserve"> – </w:t>
@@ -1762,14 +1734,12 @@
       <w:r>
         <w:t>Далее происходит попытка зайти на заблокированный сайт, в этом случае на b</w:t>
       </w:r>
-      <w:proofErr w:type="spellStart"/>
       <w:r>
         <w:rPr>
           <w:lang w:val="en-US"/>
         </w:rPr>
         <w:t>gp</w:t>
       </w:r>
-      <w:proofErr w:type="spellEnd"/>
       <w:r>
         <w:t>1.</w:t>
       </w:r>
@@ -1813,7 +1783,7 @@
                     <pic:cNvPicPr/>
                   </pic:nvPicPr>
                   <pic:blipFill>
-                    <a:blip r:embed="rId13">
+                    <a:blip r:embed="rId14">
                       <a:extLst>
                         <a:ext uri="{28A0092B-C50C-407E-A947-70E740481C1C}">
                           <a14:useLocalDpi xmlns:a14="http://schemas.microsoft.com/office/drawing/2010/main" val="0"/>
@@ -1853,7 +1823,7 @@
         <w:t xml:space="preserve">Рисунок </w:t>
       </w:r>
       <w:r>
-        <w:t>9</w:t>
+        <w:t>10</w:t>
       </w:r>
       <w:r>
         <w:t xml:space="preserve"> – </w:t>
@@ -1874,30 +1844,32 @@
         <w:jc w:val="both"/>
       </w:pPr>
       <w:r>
-        <w:t xml:space="preserve">Как видно на рисунке 10, в ответ </w:t>
+        <w:t>Как видно на рисунке 1</w:t>
+      </w:r>
+      <w:r>
+        <w:t>1</w:t>
+      </w:r>
+      <w:r>
+        <w:t xml:space="preserve">, в ответ </w:t>
       </w:r>
       <w:r>
         <w:t>приходит r</w:t>
       </w:r>
-      <w:proofErr w:type="spellStart"/>
       <w:r>
         <w:rPr>
           <w:lang w:val="en-US"/>
         </w:rPr>
         <w:t>esponse</w:t>
       </w:r>
-      <w:proofErr w:type="spellEnd"/>
       <w:r>
         <w:t>, содержащий данные типа t</w:t>
       </w:r>
-      <w:proofErr w:type="spellStart"/>
       <w:r>
         <w:rPr>
           <w:lang w:val="en-US"/>
         </w:rPr>
         <w:t>ext</w:t>
       </w:r>
-      <w:proofErr w:type="spellEnd"/>
       <w:r>
         <w:t>/</w:t>
       </w:r>
@@ -1961,7 +1933,6 @@
         <w:rPr>
           <w:noProof/>
         </w:rPr>
-        <w:lastRenderedPageBreak/>
         <w:drawing>
           <wp:inline distT="0" distB="0" distL="0" distR="0">
             <wp:extent cx="5940425" cy="1838325"/>
@@ -1978,7 +1949,7 @@
                     <pic:cNvPicPr/>
                   </pic:nvPicPr>
                   <pic:blipFill>
-                    <a:blip r:embed="rId14">
+                    <a:blip r:embed="rId15">
                       <a:extLst>
                         <a:ext uri="{28A0092B-C50C-407E-A947-70E740481C1C}">
                           <a14:useLocalDpi xmlns:a14="http://schemas.microsoft.com/office/drawing/2010/main" val="0"/>
@@ -2018,7 +1989,10 @@
         <w:t xml:space="preserve">Рисунок </w:t>
       </w:r>
       <w:r>
-        <w:t>10</w:t>
+        <w:t>1</w:t>
+      </w:r>
+      <w:r>
+        <w:t>1</w:t>
       </w:r>
       <w:r>
         <w:t xml:space="preserve"> – </w:t>
@@ -2056,7 +2030,7 @@
                     <pic:cNvPicPr/>
                   </pic:nvPicPr>
                   <pic:blipFill>
-                    <a:blip r:embed="rId15">
+                    <a:blip r:embed="rId16">
                       <a:extLst>
                         <a:ext uri="{28A0092B-C50C-407E-A947-70E740481C1C}">
                           <a14:useLocalDpi xmlns:a14="http://schemas.microsoft.com/office/drawing/2010/main" val="0"/>
@@ -2099,21 +2073,13 @@
         <w:t>1</w:t>
       </w:r>
       <w:r>
-        <w:t>1</w:t>
+        <w:t>2</w:t>
       </w:r>
       <w:r>
         <w:t xml:space="preserve"> – </w:t>
       </w:r>
       <w:r>
-        <w:t xml:space="preserve">Как это </w:t>
-      </w:r>
-      <w:proofErr w:type="spellStart"/>
-      <w:r>
-        <w:t>журналируется</w:t>
-      </w:r>
-      <w:proofErr w:type="spellEnd"/>
-      <w:r>
-        <w:t xml:space="preserve"> в программе</w:t>
+        <w:t>Как это журналируется в программе</w:t>
       </w:r>
     </w:p>
     <w:p>
@@ -2128,6 +2094,7 @@
         <w:jc w:val="both"/>
       </w:pPr>
       <w:r>
+        <w:lastRenderedPageBreak/>
         <w:t>Д</w:t>
       </w:r>
       <w:r>
@@ -2187,7 +2154,7 @@
                     <pic:cNvPicPr/>
                   </pic:nvPicPr>
                   <pic:blipFill>
-                    <a:blip r:embed="rId16">
+                    <a:blip r:embed="rId17">
                       <a:extLst>
                         <a:ext uri="{28A0092B-C50C-407E-A947-70E740481C1C}">
                           <a14:useLocalDpi xmlns:a14="http://schemas.microsoft.com/office/drawing/2010/main" val="0"/>
@@ -2230,7 +2197,7 @@
         <w:t>1</w:t>
       </w:r>
       <w:r>
-        <w:t>2</w:t>
+        <w:t>3</w:t>
       </w:r>
       <w:r>
         <w:t xml:space="preserve"> – </w:t>
@@ -2252,7 +2219,6 @@
         <w:rPr>
           <w:noProof/>
         </w:rPr>
-        <w:lastRenderedPageBreak/>
         <w:drawing>
           <wp:inline distT="0" distB="0" distL="0" distR="0">
             <wp:extent cx="5940425" cy="1567815"/>
@@ -2269,7 +2235,7 @@
                     <pic:cNvPicPr/>
                   </pic:nvPicPr>
                   <pic:blipFill>
-                    <a:blip r:embed="rId17">
+                    <a:blip r:embed="rId18">
                       <a:extLst>
                         <a:ext uri="{28A0092B-C50C-407E-A947-70E740481C1C}">
                           <a14:useLocalDpi xmlns:a14="http://schemas.microsoft.com/office/drawing/2010/main" val="0"/>
@@ -2309,7 +2275,7 @@
         <w:t>Рисунок 1</w:t>
       </w:r>
       <w:r>
-        <w:t>3</w:t>
+        <w:t>4</w:t>
       </w:r>
       <w:r>
         <w:t xml:space="preserve"> – </w:t>
@@ -2317,14 +2283,12 @@
       <w:r>
         <w:t xml:space="preserve">Что отображается в </w:t>
       </w:r>
-      <w:proofErr w:type="spellStart"/>
       <w:r>
         <w:rPr>
           <w:lang w:val="en-US"/>
         </w:rPr>
         <w:t>wireshark</w:t>
       </w:r>
-      <w:proofErr w:type="spellEnd"/>
     </w:p>
     <w:p>
       <w:pPr>
@@ -2355,7 +2319,7 @@
                     <pic:cNvPicPr/>
                   </pic:nvPicPr>
                   <pic:blipFill>
-                    <a:blip r:embed="rId18">
+                    <a:blip r:embed="rId19">
                       <a:extLst>
                         <a:ext uri="{28A0092B-C50C-407E-A947-70E740481C1C}">
                           <a14:useLocalDpi xmlns:a14="http://schemas.microsoft.com/office/drawing/2010/main" val="0"/>
@@ -2401,7 +2365,7 @@
         <w:t>Рисунок 1</w:t>
       </w:r>
       <w:r>
-        <w:t>4</w:t>
+        <w:t>5</w:t>
       </w:r>
       <w:r>
         <w:t xml:space="preserve"> – </w:t>
@@ -2443,7 +2407,6 @@
         </w:rPr>
         <w:t>Передача непрерывных данных, в данном случае тела h</w:t>
       </w:r>
-      <w:proofErr w:type="spellStart"/>
       <w:r>
         <w:rPr>
           <w:rFonts w:ascii="Times New Roman" w:hAnsi="Times New Roman" w:cs="Times New Roman"/>
@@ -2453,7 +2416,6 @@
         </w:rPr>
         <w:t>ttp</w:t>
       </w:r>
-      <w:proofErr w:type="spellEnd"/>
       <w:r>
         <w:rPr>
           <w:rFonts w:ascii="Times New Roman" w:hAnsi="Times New Roman" w:cs="Times New Roman"/>
@@ -2487,7 +2449,6 @@
         </w:rPr>
         <w:t>.</w:t>
       </w:r>
-      <w:proofErr w:type="spellStart"/>
       <w:r>
         <w:rPr>
           <w:rFonts w:ascii="Times New Roman" w:hAnsi="Times New Roman" w:cs="Times New Roman"/>
@@ -2497,16 +2458,23 @@
         </w:rPr>
         <w:t>js</w:t>
       </w:r>
-      <w:proofErr w:type="spellEnd"/>
-      <w:r>
-        <w:rPr>
-          <w:rFonts w:ascii="Times New Roman" w:hAnsi="Times New Roman" w:cs="Times New Roman"/>
-          <w:sz w:val="28"/>
-          <w:szCs w:val="28"/>
-        </w:rPr>
-        <w:t>. В данной программе это реализовано благодаря методу p</w:t>
-      </w:r>
-      <w:proofErr w:type="spellStart"/>
+      <w:r>
+        <w:rPr>
+          <w:rFonts w:ascii="Times New Roman" w:hAnsi="Times New Roman" w:cs="Times New Roman"/>
+          <w:sz w:val="28"/>
+          <w:szCs w:val="28"/>
+        </w:rPr>
+        <w:t xml:space="preserve">. В данной программе это </w:t>
+      </w:r>
+      <w:r>
+        <w:rPr>
+          <w:rFonts w:ascii="Times New Roman" w:hAnsi="Times New Roman" w:cs="Times New Roman"/>
+          <w:sz w:val="28"/>
+          <w:szCs w:val="28"/>
+        </w:rPr>
+        <w:lastRenderedPageBreak/>
+        <w:t>реализовано благодаря методу p</w:t>
+      </w:r>
       <w:r>
         <w:rPr>
           <w:rFonts w:ascii="Times New Roman" w:hAnsi="Times New Roman" w:cs="Times New Roman"/>
@@ -2516,7 +2484,6 @@
         </w:rPr>
         <w:t>ipe</w:t>
       </w:r>
-      <w:proofErr w:type="spellEnd"/>
       <w:r>
         <w:rPr>
           <w:rFonts w:ascii="Times New Roman" w:hAnsi="Times New Roman" w:cs="Times New Roman"/>
@@ -2556,16 +2523,7 @@
           <w:sz w:val="28"/>
           <w:szCs w:val="28"/>
         </w:rPr>
-        <w:t xml:space="preserve"> </w:t>
-      </w:r>
-      <w:proofErr w:type="spellStart"/>
-      <w:r>
-        <w:rPr>
-          <w:rFonts w:ascii="Times New Roman" w:hAnsi="Times New Roman" w:cs="Times New Roman"/>
-          <w:sz w:val="28"/>
-          <w:szCs w:val="28"/>
-        </w:rPr>
-        <w:t>re</w:t>
+        <w:t xml:space="preserve"> re</w:t>
       </w:r>
       <w:r>
         <w:rPr>
@@ -2576,7 +2534,6 @@
         </w:rPr>
         <w:t>sponse</w:t>
       </w:r>
-      <w:proofErr w:type="spellEnd"/>
       <w:r>
         <w:rPr>
           <w:rFonts w:ascii="Times New Roman" w:hAnsi="Times New Roman" w:cs="Times New Roman"/>
@@ -2675,25 +2632,7 @@
           <w:sz w:val="28"/>
           <w:szCs w:val="28"/>
         </w:rPr>
-        <w:t xml:space="preserve"> Данных прокси сервер выполняет функции по журналированию входящих ответов, а </w:t>
-      </w:r>
-      <w:proofErr w:type="gramStart"/>
-      <w:r>
-        <w:rPr>
-          <w:rFonts w:ascii="Times New Roman" w:hAnsi="Times New Roman" w:cs="Times New Roman"/>
-          <w:sz w:val="28"/>
-          <w:szCs w:val="28"/>
-        </w:rPr>
-        <w:t>так же</w:t>
-      </w:r>
-      <w:proofErr w:type="gramEnd"/>
-      <w:r>
-        <w:rPr>
-          <w:rFonts w:ascii="Times New Roman" w:hAnsi="Times New Roman" w:cs="Times New Roman"/>
-          <w:sz w:val="28"/>
-          <w:szCs w:val="28"/>
-        </w:rPr>
-        <w:t xml:space="preserve"> имеет функцию ограничения доступа к выбранным сайтам. Так же был изучен протокол </w:t>
+        <w:t xml:space="preserve"> Данных прокси сервер выполняет функции по журналированию входящих ответов, а так же имеет функцию ограничения доступа к выбранным сайтам. Так же был изучен протокол </w:t>
       </w:r>
       <w:r>
         <w:rPr>
@@ -3546,7 +3485,7 @@
 </file>
 
 <file path=customXml/itemProps1.xml><?xml version="1.0" encoding="utf-8"?>
-<ds:datastoreItem xmlns:ds="http://schemas.openxmlformats.org/officeDocument/2006/customXml" ds:itemID="{23B00B91-5064-C049-8BF4-6D076BE060BB}">
+<ds:datastoreItem xmlns:ds="http://schemas.openxmlformats.org/officeDocument/2006/customXml" ds:itemID="{0F2663B0-71B7-9341-9DA2-86B3A7EB6042}">
   <ds:schemaRefs>
     <ds:schemaRef ds:uri="http://schemas.openxmlformats.org/officeDocument/2006/bibliography"/>
   </ds:schemaRefs>
